--- a/public/resumes/brian-asimba-leadership-resume.docx
+++ b/public/resumes/brian-asimba-leadership-resume.docx
@@ -386,7 +386,7 @@
         <w:spacing w:after="70"/>
       </w:pPr>
       <w:r>
-        <w:t>Sponsor 4 AI initiatives now in active development (predictive formability modeling, computer-vision defect detection, generative tool design, automated ML data pipelines), each targeting reduced inspection time and defect elimination.</w:t>
+        <w:t>Sponsor 3 AI initiatives now in active development (predictive formability modeling, generative tool design, automated ML data pipelines), each targeting reduced inspection time and defect elimination.</w:t>
       </w:r>
     </w:p>
     <w:p>

--- a/public/resumes/brian-asimba-leadership-resume.docx
+++ b/public/resumes/brian-asimba-leadership-resume.docx
@@ -386,7 +386,7 @@
         <w:spacing w:after="70"/>
       </w:pPr>
       <w:r>
-        <w:t>Sponsor 3 AI initiatives now in active development (predictive formability modeling, generative tool design, automated ML data pipelines), each targeting reduced inspection time and defect elimination.</w:t>
+        <w:t>Sponsor 3 AI initiatives now in active development (predictive formability modeling, generative tool design, automated ML data pipelines), each targeting fewer formability failures and faster die development.</w:t>
       </w:r>
     </w:p>
     <w:p>
